--- a/resume-templates/Product Management.docx
+++ b/resume-templates/Product Management.docx
@@ -437,8 +437,12 @@
       </w:pPr>
       <w:r>
         <w:rPr>
-          <w:rtl w:val="0"/>
-        </w:rPr>
+          <w:rFonts w:ascii="Calibri" w:cs="Calibri" w:eastAsia="Calibri" w:hAnsi="Calibri"/>
+          <w:sz w:val="8"/>
+          <w:szCs w:val="8"/>
+          <w:rtl w:val="0"/>
+        </w:rPr>
+        <w:t xml:space="preserve"> </w:t>
       </w:r>
     </w:p>
     <w:p>
@@ -467,7 +471,7 @@
           <w:rtl w:val="0"/>
         </w:rPr>
         <w:tab/>
-        <w:t xml:space="preserve">June 2026 - Present</w:t>
+        <w:t xml:space="preserve">June 2026 - August 2026</w:t>
       </w:r>
     </w:p>
     <w:p>
@@ -1018,26 +1022,16 @@
         </w:rPr>
         <w:t xml:space="preserve">Conducted statistical inference including randomization checks, confidence intervals, and power analysis to ensure data-driven recommendations</w:t>
       </w:r>
-      <w:r>
-        <w:rPr>
-          <w:rtl w:val="0"/>
-        </w:rPr>
-      </w:r>
-    </w:p>
-    <w:p>
-      <w:pPr>
-        <w:pBdr>
-          <w:top w:color="000000" w:space="0" w:sz="0" w:val="none"/>
-          <w:left w:color="000000" w:space="0" w:sz="0" w:val="none"/>
-          <w:bottom w:color="000000" w:space="0" w:sz="0" w:val="none"/>
-          <w:right w:color="000000" w:space="0" w:sz="0" w:val="none"/>
-        </w:pBdr>
-        <w:spacing w:line="240" w:lineRule="auto"/>
+    </w:p>
+    <w:p>
+      <w:pPr>
+        <w:tabs>
+          <w:tab w:val="right" w:leader="none" w:pos="10770"/>
+        </w:tabs>
+        <w:spacing w:after="18" w:line="216" w:lineRule="auto"/>
         <w:ind w:left="720" w:right="-720" w:firstLine="0"/>
         <w:rPr>
           <w:rFonts w:ascii="Calibri" w:cs="Calibri" w:eastAsia="Calibri" w:hAnsi="Calibri"/>
-          <w:sz w:val="12"/>
-          <w:szCs w:val="12"/>
         </w:rPr>
       </w:pPr>
       <w:r>
@@ -1090,7 +1084,7 @@
           <w:rFonts w:ascii="Calibri" w:cs="Calibri" w:eastAsia="Calibri" w:hAnsi="Calibri"/>
           <w:rtl w:val="0"/>
         </w:rPr>
-        <w:t xml:space="preserve">Personal Project BA780 </w:t>
+        <w:t xml:space="preserve">Personal Project </w:t>
         <w:tab/>
         <w:t xml:space="preserve">Boston, MA</w:t>
       </w:r>
@@ -1166,6 +1160,31 @@
         </w:rPr>
         <w:t xml:space="preserve">Demonstrated ability to translate a real user need into a functional shipped product</w:t>
       </w:r>
+    </w:p>
+    <w:p>
+      <w:pPr>
+        <w:keepNext w:val="0"/>
+        <w:keepLines w:val="0"/>
+        <w:pageBreakBefore w:val="0"/>
+        <w:widowControl w:val="1"/>
+        <w:pBdr>
+          <w:top w:space="0" w:sz="0" w:val="nil"/>
+          <w:left w:space="0" w:sz="0" w:val="nil"/>
+          <w:bottom w:space="0" w:sz="0" w:val="nil"/>
+          <w:right w:space="0" w:sz="0" w:val="nil"/>
+          <w:between w:space="0" w:sz="0" w:val="nil"/>
+        </w:pBdr>
+        <w:shd w:fill="auto" w:val="clear"/>
+        <w:tabs>
+          <w:tab w:val="right" w:leader="none" w:pos="10770"/>
+        </w:tabs>
+        <w:spacing w:after="18" w:before="0" w:line="216" w:lineRule="auto"/>
+        <w:ind w:left="720" w:right="-720" w:firstLine="0"/>
+        <w:jc w:val="left"/>
+        <w:rPr>
+          <w:rFonts w:ascii="Calibri" w:cs="Calibri" w:eastAsia="Calibri" w:hAnsi="Calibri"/>
+        </w:rPr>
+      </w:pPr>
       <w:r>
         <w:rPr>
           <w:rtl w:val="0"/>
